--- a/policies/build/chapters_v2/IPC/Documents/IPC_Package_v2/IPC7/SOP_IPC7_sterilisation_and_disinfection_of_instruments_equipment_and_.docx
+++ b/policies/build/chapters_v2/IPC/Documents/IPC_Package_v2/IPC7/SOP_IPC7_sterilisation_and_disinfection_of_instruments_equipment_and_.docx
@@ -828,7 +828,18 @@
         <w:rPr>
           <w:i/>
         </w:rPr>
-        <w:t>NABH — Accreditation Standards for Hospitals, 6th Edition, IPC.7 — named source, no working link could be verified from here; check directly.</w:t>
+        <w:t>National Accreditation Board for Hospitals and Healthcare Providers. (2025). NABH accreditation standards for hospitals (6th ed.), IPC.7. ISBN 978-81-965264-9-8. https://portal.nabh.co/images/Standards/NABH%20Hospital%20Accreditation%20Standard%206th%20Edition%20January%202025.pdf</w:t>
+      </w:r>
+    </w:p>
+    <w:p>
+      <w:pPr>
+        <w:pStyle w:val="ListParagraph"/>
+      </w:pPr>
+      <w:r>
+        <w:rPr>
+          <w:i/>
+        </w:rPr>
+        <w:t>National Centre for Disease Control &amp; Ministry of Health and Family Welfare, Government of India. (2020). National guidelines for infection prevention and control in healthcare facilities. https://ncdc.mohfw.gov.in/wp-content/uploads/2024/03/83538105781625557301.pdf</w:t>
       </w:r>
     </w:p>
     <w:p>

--- a/policies/build/chapters_v2/IPC/Documents/IPC_Package_v2/IPC7/SOP_IPC7_sterilisation_and_disinfection_of_instruments_equipment_and_.docx
+++ b/policies/build/chapters_v2/IPC/Documents/IPC_Package_v2/IPC7/SOP_IPC7_sterilisation_and_disinfection_of_instruments_equipment_and_.docx
@@ -824,23 +824,29 @@
       <w:pPr>
         <w:pStyle w:val="ListParagraph"/>
       </w:pPr>
-      <w:r>
-        <w:rPr>
-          <w:i/>
-        </w:rPr>
-        <w:t>National Accreditation Board for Hospitals and Healthcare Providers. (2025). NABH accreditation standards for hospitals (6th ed.), IPC.7. ISBN 978-81-965264-9-8. https://portal.nabh.co/images/Standards/NABH%20Hospital%20Accreditation%20Standard%206th%20Edition%20January%202025.pdf</w:t>
-      </w:r>
+      <w:hyperlink r:id="rId12">
+        <w:r>
+          <w:rPr>
+            <w:rStyle w:val="Hyperlink"/>
+            <w:i/>
+          </w:rPr>
+          <w:t>National Accreditation Board for Hospitals and Healthcare Providers. (2025). NABH accreditation standards for hospitals (6th ed.), IPC.7. ISBN 978-81-965264-9-8. https://portal.nabh.co/images/Standards/NABH%20Hospital%20Accreditation%20Standard%206th%20Edition%20January%202025.pdf</w:t>
+        </w:r>
+      </w:hyperlink>
     </w:p>
     <w:p>
       <w:pPr>
         <w:pStyle w:val="ListParagraph"/>
       </w:pPr>
-      <w:r>
-        <w:rPr>
-          <w:i/>
-        </w:rPr>
-        <w:t>National Centre for Disease Control &amp; Ministry of Health and Family Welfare, Government of India. (2020). National guidelines for infection prevention and control in healthcare facilities. https://ncdc.mohfw.gov.in/wp-content/uploads/2024/03/83538105781625557301.pdf</w:t>
-      </w:r>
+      <w:hyperlink r:id="rId13">
+        <w:r>
+          <w:rPr>
+            <w:rStyle w:val="Hyperlink"/>
+            <w:i/>
+          </w:rPr>
+          <w:t>National Centre for Disease Control &amp; Ministry of Health and Family Welfare, Government of India. (2020). National guidelines for infection prevention and control in healthcare facilities. https://ncdc.mohfw.gov.in/wp-content/uploads/2024/03/83538105781625557301.pdf</w:t>
+        </w:r>
+      </w:hyperlink>
     </w:p>
     <w:p>
       <w:pPr>

--- a/policies/build/chapters_v2/IPC/Documents/IPC_Package_v2/IPC7/SOP_IPC7_sterilisation_and_disinfection_of_instruments_equipment_and_.docx
+++ b/policies/build/chapters_v2/IPC/Documents/IPC_Package_v2/IPC7/SOP_IPC7_sterilisation_and_disinfection_of_instruments_equipment_and_.docx
@@ -844,7 +844,7 @@
             <w:rStyle w:val="Hyperlink"/>
             <w:i/>
           </w:rPr>
-          <w:t>National Centre for Disease Control &amp; Ministry of Health and Family Welfare, Government of India. (2020). National guidelines for infection prevention and control in healthcare facilities. https://ncdc.mohfw.gov.in/wp-content/uploads/2024/03/83538105781625557301.pdf</w:t>
+          <w:t>National Centre for Disease Control &amp; Ministry of Health and Family Welfare, Government of India. (2020). National guidelines for infection prevention and control in healthcare facilities. https://cdn.who.int/media/docs/default-source/searo/india/antimicrobial-resistance/ipcguidelines-web-sep2020.pdf</w:t>
         </w:r>
       </w:hyperlink>
     </w:p>
